--- a/entregables_varones/MEMORIA_DESCRIPTIVA_DRENAJE_PLUVIAL_CAR_VARONES.docx
+++ b/entregables_varones/MEMORIA_DESCRIPTIVA_DRENAJE_PLUVIAL_CAR_VARONES.docx
@@ -15859,7 +15859,7 @@
                 <w:i w:val="0"/>
                 <w:sz w:val="17"/>
               </w:rPr>
-              <w:t>DPLV-05</w:t>
+              <w:t>DPLV-02</w:t>
             </w:r>
           </w:p>
         </w:tc>
@@ -15879,7 +15879,7 @@
                 <w:i w:val="0"/>
                 <w:sz w:val="17"/>
               </w:rPr>
-              <w:t>PERFILES LONGITUDINALES 01</w:t>
+              <w:t>SECCIONES TRANSVERSALES 01</w:t>
             </w:r>
           </w:p>
         </w:tc>
@@ -15899,7 +15899,7 @@
                 <w:i w:val="0"/>
                 <w:sz w:val="17"/>
               </w:rPr>
-              <w:t>A0</w:t>
+              <w:t>A2</w:t>
             </w:r>
           </w:p>
         </w:tc>
@@ -15941,7 +15941,7 @@
                 <w:i w:val="0"/>
                 <w:sz w:val="17"/>
               </w:rPr>
-              <w:t>DPLV-17</w:t>
+              <w:t>DPLV-03</w:t>
             </w:r>
           </w:p>
         </w:tc>
@@ -15961,7 +15961,7 @@
                 <w:i w:val="0"/>
                 <w:sz w:val="17"/>
               </w:rPr>
-              <w:t>PLANTA DEL COLECTOR PLUVIAL</w:t>
+              <w:t>SECCIONES TRANSVERSALES 02</w:t>
             </w:r>
           </w:p>
         </w:tc>
@@ -15981,7 +15981,7 @@
                 <w:i w:val="0"/>
                 <w:sz w:val="17"/>
               </w:rPr>
-              <w:t>A0</w:t>
+              <w:t>A2</w:t>
             </w:r>
           </w:p>
         </w:tc>
@@ -16023,7 +16023,7 @@
                 <w:i w:val="0"/>
                 <w:sz w:val="17"/>
               </w:rPr>
-              <w:t>DPLV-43</w:t>
+              <w:t>DPLV-04</w:t>
             </w:r>
           </w:p>
         </w:tc>
@@ -16043,7 +16043,7 @@
                 <w:i w:val="0"/>
                 <w:sz w:val="17"/>
               </w:rPr>
-              <w:t>PLANTA DE UBICACIÓN DE LLORADEROS EN CUNETAS COLINDANTES CON ÁREA VERDE</w:t>
+              <w:t>SECCIONES TRANSVERSALES 03</w:t>
             </w:r>
           </w:p>
         </w:tc>
@@ -16063,7 +16063,7 @@
                 <w:i w:val="0"/>
                 <w:sz w:val="17"/>
               </w:rPr>
-              <w:t>A0</w:t>
+              <w:t>A2</w:t>
             </w:r>
           </w:p>
         </w:tc>
@@ -16105,7 +16105,7 @@
                 <w:i w:val="0"/>
                 <w:sz w:val="17"/>
               </w:rPr>
-              <w:t>DPLV-07</w:t>
+              <w:t>DPLV-05</w:t>
             </w:r>
           </w:p>
         </w:tc>
@@ -16125,7 +16125,7 @@
                 <w:i w:val="0"/>
                 <w:sz w:val="17"/>
               </w:rPr>
-              <w:t>DETALLE MONTANTE EDIFICACIÓN 01</w:t>
+              <w:t>PERFILES LONGITUDINALES 01</w:t>
             </w:r>
           </w:p>
         </w:tc>
@@ -16145,7 +16145,7 @@
                 <w:i w:val="0"/>
                 <w:sz w:val="17"/>
               </w:rPr>
-              <w:t>A1</w:t>
+              <w:t>A0</w:t>
             </w:r>
           </w:p>
         </w:tc>
@@ -16187,7 +16187,7 @@
                 <w:i w:val="0"/>
                 <w:sz w:val="17"/>
               </w:rPr>
-              <w:t>DPLV-08</w:t>
+              <w:t>DPLV-06</w:t>
             </w:r>
           </w:p>
         </w:tc>
@@ -16207,7 +16207,7 @@
                 <w:i w:val="0"/>
                 <w:sz w:val="17"/>
               </w:rPr>
-              <w:t>DETALLE MONTANTE EDIFICACIÓN 02</w:t>
+              <w:t>PERFILES LONGITUDINALES 02</w:t>
             </w:r>
           </w:p>
         </w:tc>
@@ -16227,7 +16227,7 @@
                 <w:i w:val="0"/>
                 <w:sz w:val="17"/>
               </w:rPr>
-              <w:t>A1</w:t>
+              <w:t>A2</w:t>
             </w:r>
           </w:p>
         </w:tc>
@@ -16269,7 +16269,7 @@
                 <w:i w:val="0"/>
                 <w:sz w:val="17"/>
               </w:rPr>
-              <w:t>DPVL-09</w:t>
+              <w:t>DPLV-07</w:t>
             </w:r>
           </w:p>
         </w:tc>
@@ -16289,7 +16289,7 @@
                 <w:i w:val="0"/>
                 <w:sz w:val="17"/>
               </w:rPr>
-              <w:t>DETALLE MONTANTE EDIFICACIÓN 03</w:t>
+              <w:t>DETALLE MONTANTE EDIFICACIÓN 01</w:t>
             </w:r>
           </w:p>
         </w:tc>
@@ -16351,7 +16351,7 @@
                 <w:i w:val="0"/>
                 <w:sz w:val="17"/>
               </w:rPr>
-              <w:t>DPVL-10</w:t>
+              <w:t>DPLV-08</w:t>
             </w:r>
           </w:p>
         </w:tc>
@@ -16371,7 +16371,7 @@
                 <w:i w:val="0"/>
                 <w:sz w:val="17"/>
               </w:rPr>
-              <w:t>DETALLE MONTANTE EDIFICACIÓN 04</w:t>
+              <w:t>DETALLE MONTANTE EDIFICACIÓN 02</w:t>
             </w:r>
           </w:p>
         </w:tc>
@@ -16433,7 +16433,7 @@
                 <w:i w:val="0"/>
                 <w:sz w:val="17"/>
               </w:rPr>
-              <w:t>DVPL-11</w:t>
+              <w:t>DPVL-09</w:t>
             </w:r>
           </w:p>
         </w:tc>
@@ -16453,7 +16453,7 @@
                 <w:i w:val="0"/>
                 <w:sz w:val="17"/>
               </w:rPr>
-              <w:t>DETALLE MONTANTE EDIFICACIÓN 05</w:t>
+              <w:t>DETALLE MONTANTE EDIFICACIÓN 03</w:t>
             </w:r>
           </w:p>
         </w:tc>
@@ -16515,7 +16515,7 @@
                 <w:i w:val="0"/>
                 <w:sz w:val="17"/>
               </w:rPr>
-              <w:t>DPLV-12</w:t>
+              <w:t>DPVL-10</w:t>
             </w:r>
           </w:p>
         </w:tc>
@@ -16535,7 +16535,7 @@
                 <w:i w:val="0"/>
                 <w:sz w:val="17"/>
               </w:rPr>
-              <w:t>DETALLE MONTANTE EDIFICACIÓN 06</w:t>
+              <w:t>DETALLE MONTANTE EDIFICACIÓN 04</w:t>
             </w:r>
           </w:p>
         </w:tc>
@@ -16597,7 +16597,7 @@
                 <w:i w:val="0"/>
                 <w:sz w:val="17"/>
               </w:rPr>
-              <w:t>DPLV-13</w:t>
+              <w:t>DVPL-11</w:t>
             </w:r>
           </w:p>
         </w:tc>
@@ -16617,7 +16617,7 @@
                 <w:i w:val="0"/>
                 <w:sz w:val="17"/>
               </w:rPr>
-              <w:t>DETALLE MONTANTE EDIFICACIÓN 07</w:t>
+              <w:t>DETALLE MONTANTE EDIFICACIÓN 05</w:t>
             </w:r>
           </w:p>
         </w:tc>
@@ -16679,7 +16679,7 @@
                 <w:i w:val="0"/>
                 <w:sz w:val="17"/>
               </w:rPr>
-              <w:t>DPLV-14</w:t>
+              <w:t>DPLV-12</w:t>
             </w:r>
           </w:p>
         </w:tc>
@@ -16699,7 +16699,7 @@
                 <w:i w:val="0"/>
                 <w:sz w:val="17"/>
               </w:rPr>
-              <w:t>DETALLE MONTANTE EDIFICACIÓN 08</w:t>
+              <w:t>DETALLE MONTANTE EDIFICACIÓN 06</w:t>
             </w:r>
           </w:p>
         </w:tc>
@@ -16761,7 +16761,7 @@
                 <w:i w:val="0"/>
                 <w:sz w:val="17"/>
               </w:rPr>
-              <w:t>DPLV-15</w:t>
+              <w:t>DPLV-13</w:t>
             </w:r>
           </w:p>
         </w:tc>
@@ -16781,7 +16781,7 @@
                 <w:i w:val="0"/>
                 <w:sz w:val="17"/>
               </w:rPr>
-              <w:t>DETALLE MONTANTE EDIFICACIÓN 09</w:t>
+              <w:t>DETALLE MONTANTE EDIFICACIÓN 07</w:t>
             </w:r>
           </w:p>
         </w:tc>
@@ -16843,7 +16843,7 @@
                 <w:i w:val="0"/>
                 <w:sz w:val="17"/>
               </w:rPr>
-              <w:t>DPLV-16</w:t>
+              <w:t>DPLV-14</w:t>
             </w:r>
           </w:p>
         </w:tc>
@@ -16863,7 +16863,7 @@
                 <w:i w:val="0"/>
                 <w:sz w:val="17"/>
               </w:rPr>
-              <w:t>DETALLE MONTANTE EDIFICACIÓN 10</w:t>
+              <w:t>DETALLE MONTANTE EDIFICACIÓN 08</w:t>
             </w:r>
           </w:p>
         </w:tc>
@@ -16925,7 +16925,7 @@
                 <w:i w:val="0"/>
                 <w:sz w:val="17"/>
               </w:rPr>
-              <w:t>DPLV-18</w:t>
+              <w:t>DPLV-15</w:t>
             </w:r>
           </w:p>
         </w:tc>
@@ -16945,7 +16945,7 @@
                 <w:i w:val="0"/>
                 <w:sz w:val="17"/>
               </w:rPr>
-              <w:t>PERFIL LONGITUDINAL GENERAL DEL COLECTOR</w:t>
+              <w:t>DETALLE MONTANTE EDIFICACIÓN 09</w:t>
             </w:r>
           </w:p>
         </w:tc>
@@ -17007,7 +17007,7 @@
                 <w:i w:val="0"/>
                 <w:sz w:val="17"/>
               </w:rPr>
-              <w:t>DPLV-23</w:t>
+              <w:t>DPLV-16</w:t>
             </w:r>
           </w:p>
         </w:tc>
@@ -17027,7 +17027,7 @@
                 <w:i w:val="0"/>
                 <w:sz w:val="17"/>
               </w:rPr>
-              <w:t>DETALLE DE REGISTRO DE LIMPIEZA - TAPA CIEGA DE CONCRETO ARMADO 0.68x0.68x0.08</w:t>
+              <w:t>DETALLE MONTANTE EDIFICACIÓN 10</w:t>
             </w:r>
           </w:p>
         </w:tc>
@@ -17089,7 +17089,7 @@
                 <w:i w:val="0"/>
                 <w:sz w:val="17"/>
               </w:rPr>
-              <w:t>DPLV-25</w:t>
+              <w:t>DPLV-17</w:t>
             </w:r>
           </w:p>
         </w:tc>
@@ -17109,7 +17109,7 @@
                 <w:i w:val="0"/>
                 <w:sz w:val="17"/>
               </w:rPr>
-              <w:t>EMPALME DEL COLECTOR CON LA CAJA DE LLEGADA CL DEL HOGAR DE REFUGIO</w:t>
+              <w:t>PLANTA DEL COLECTOR PLUVIAL</w:t>
             </w:r>
           </w:p>
         </w:tc>
@@ -17129,7 +17129,7 @@
                 <w:i w:val="0"/>
                 <w:sz w:val="17"/>
               </w:rPr>
-              <w:t>A1</w:t>
+              <w:t>A0</w:t>
             </w:r>
           </w:p>
         </w:tc>
@@ -17171,7 +17171,7 @@
                 <w:i w:val="0"/>
                 <w:sz w:val="17"/>
               </w:rPr>
-              <w:t>DPLV-02</w:t>
+              <w:t>DPLV-18</w:t>
             </w:r>
           </w:p>
         </w:tc>
@@ -17191,7 +17191,7 @@
                 <w:i w:val="0"/>
                 <w:sz w:val="17"/>
               </w:rPr>
-              <w:t>SECCIONES TRANSVERSALES 01</w:t>
+              <w:t>PERFIL LONGITUDINAL GENERAL DEL COLECTOR</w:t>
             </w:r>
           </w:p>
         </w:tc>
@@ -17211,7 +17211,7 @@
                 <w:i w:val="0"/>
                 <w:sz w:val="17"/>
               </w:rPr>
-              <w:t>A2</w:t>
+              <w:t>A1</w:t>
             </w:r>
           </w:p>
         </w:tc>
@@ -17253,7 +17253,7 @@
                 <w:i w:val="0"/>
                 <w:sz w:val="17"/>
               </w:rPr>
-              <w:t>DPLV-03</w:t>
+              <w:t>DPLV-19</w:t>
             </w:r>
           </w:p>
         </w:tc>
@@ -17273,7 +17273,7 @@
                 <w:i w:val="0"/>
                 <w:sz w:val="17"/>
               </w:rPr>
-              <w:t>SECCIONES TRANSVERSALES 02</w:t>
+              <w:t>PERFIL LONGITUDINAL DETALLADO DEL COLECTOR</w:t>
             </w:r>
           </w:p>
         </w:tc>
@@ -17335,7 +17335,7 @@
                 <w:i w:val="0"/>
                 <w:sz w:val="17"/>
               </w:rPr>
-              <w:t>DPLV-04</w:t>
+              <w:t>DPLV-20</w:t>
             </w:r>
           </w:p>
         </w:tc>
@@ -17355,7 +17355,7 @@
                 <w:i w:val="0"/>
                 <w:sz w:val="17"/>
               </w:rPr>
-              <w:t>SECCIONES TRANSVERSALES 03</w:t>
+              <w:t>PERFIL LONGITUDINAL DETALLADO DEL COLECTOR</w:t>
             </w:r>
           </w:p>
         </w:tc>
@@ -17417,7 +17417,7 @@
                 <w:i w:val="0"/>
                 <w:sz w:val="17"/>
               </w:rPr>
-              <w:t>DPLV-06</w:t>
+              <w:t>DPLV-21</w:t>
             </w:r>
           </w:p>
         </w:tc>
@@ -17437,7 +17437,7 @@
                 <w:i w:val="0"/>
                 <w:sz w:val="17"/>
               </w:rPr>
-              <w:t>PERFILES LONGITUDINALES 02</w:t>
+              <w:t>SECCIONES TRANSVERSALES DEL COLECTOR</w:t>
             </w:r>
           </w:p>
         </w:tc>
@@ -17499,7 +17499,7 @@
                 <w:i w:val="0"/>
                 <w:sz w:val="17"/>
               </w:rPr>
-              <w:t>DPLV-19</w:t>
+              <w:t>DPLV-22</w:t>
             </w:r>
           </w:p>
         </w:tc>
@@ -17519,7 +17519,7 @@
                 <w:i w:val="0"/>
                 <w:sz w:val="17"/>
               </w:rPr>
-              <w:t>PERFIL LONGITUDINAL DETALLADO DEL COLECTOR</w:t>
+              <w:t>SECCIONES TRANSVERSALES DEL COLECTOR</w:t>
             </w:r>
           </w:p>
         </w:tc>
@@ -17581,7 +17581,7 @@
                 <w:i w:val="0"/>
                 <w:sz w:val="17"/>
               </w:rPr>
-              <w:t>DPLV-20</w:t>
+              <w:t>DPLV-23</w:t>
             </w:r>
           </w:p>
         </w:tc>
@@ -17601,7 +17601,7 @@
                 <w:i w:val="0"/>
                 <w:sz w:val="17"/>
               </w:rPr>
-              <w:t>PERFIL LONGITUDINAL DETALLADO DEL COLECTOR</w:t>
+              <w:t>DETALLE DE REGISTRO DE LIMPIEZA - TAPA CIEGA DE CONCRETO ARMADO 0.68x0.68x0.08</w:t>
             </w:r>
           </w:p>
         </w:tc>
@@ -17621,7 +17621,7 @@
                 <w:i w:val="0"/>
                 <w:sz w:val="17"/>
               </w:rPr>
-              <w:t>A2</w:t>
+              <w:t>A1</w:t>
             </w:r>
           </w:p>
         </w:tc>
@@ -17663,7 +17663,7 @@
                 <w:i w:val="0"/>
                 <w:sz w:val="17"/>
               </w:rPr>
-              <w:t>DPLV-21</w:t>
+              <w:t>DPLV-24</w:t>
             </w:r>
           </w:p>
         </w:tc>
@@ -17683,7 +17683,7 @@
                 <w:i w:val="0"/>
                 <w:sz w:val="17"/>
               </w:rPr>
-              <w:t>SECCIONES TRANSVERSALES DEL COLECTOR</w:t>
+              <w:t>DETALLE DEL EMPALME DE CUNETA AL COLECTOR</w:t>
             </w:r>
           </w:p>
         </w:tc>
@@ -17745,7 +17745,7 @@
                 <w:i w:val="0"/>
                 <w:sz w:val="17"/>
               </w:rPr>
-              <w:t>DPLV-22</w:t>
+              <w:t>DPLV-25</w:t>
             </w:r>
           </w:p>
         </w:tc>
@@ -17765,7 +17765,7 @@
                 <w:i w:val="0"/>
                 <w:sz w:val="17"/>
               </w:rPr>
-              <w:t>SECCIONES TRANSVERSALES DEL COLECTOR</w:t>
+              <w:t>EMPALME DEL COLECTOR CON LA CAJA DE LLEGADA CL DEL HOGAR DE REFUGIO</w:t>
             </w:r>
           </w:p>
         </w:tc>
@@ -17785,7 +17785,7 @@
                 <w:i w:val="0"/>
                 <w:sz w:val="17"/>
               </w:rPr>
-              <w:t>A2</w:t>
+              <w:t>A1</w:t>
             </w:r>
           </w:p>
         </w:tc>
@@ -17827,7 +17827,7 @@
                 <w:i w:val="0"/>
                 <w:sz w:val="17"/>
               </w:rPr>
-              <w:t>DPLV-24</w:t>
+              <w:t>DPLV-26</w:t>
             </w:r>
           </w:p>
         </w:tc>
@@ -17847,7 +17847,7 @@
                 <w:i w:val="0"/>
                 <w:sz w:val="17"/>
               </w:rPr>
-              <w:t>DETALLE DEL EMPALME DE CUNETA AL COLECTOR</w:t>
+              <w:t>REGISTRO DE LIMPIEZA CON TAPA CIEGA DE CONCRETO ARMADO 0.68x0.68x0.08 - COMPONENTES</w:t>
             </w:r>
           </w:p>
         </w:tc>
@@ -17909,7 +17909,7 @@
                 <w:i w:val="0"/>
                 <w:sz w:val="17"/>
               </w:rPr>
-              <w:t>DPLV-26</w:t>
+              <w:t>DPLV-27</w:t>
             </w:r>
           </w:p>
         </w:tc>
@@ -17929,7 +17929,7 @@
                 <w:i w:val="0"/>
                 <w:sz w:val="17"/>
               </w:rPr>
-              <w:t>REGISTRO DE LIMPIEZA CON TAPA CIEGA DE CONCRETO ARMADO 0.68x0.68x0.08 - COMPONENTES</w:t>
+              <w:t>DETALLE CONSTRUCTIVO: REBAJE DE ASIENTO DE LA TAPA CIEGA Y REFUERZO DE BORDE DEL REGISTRO</w:t>
             </w:r>
           </w:p>
         </w:tc>
@@ -17991,7 +17991,7 @@
                 <w:i w:val="0"/>
                 <w:sz w:val="17"/>
               </w:rPr>
-              <w:t>DPLV-27</w:t>
+              <w:t>DPLV-28</w:t>
             </w:r>
           </w:p>
         </w:tc>
@@ -18011,7 +18011,7 @@
                 <w:i w:val="0"/>
                 <w:sz w:val="17"/>
               </w:rPr>
-              <w:t>DETALLE CONSTRUCTIVO: REBAJE DE ASIENTO DE LA TAPA CIEGA Y REFUERZO DE BORDE DEL REGISTRO</w:t>
+              <w:t>DETALLE CONSTRUCTIVO: TAPA CIEGA DE CONCRETO ARMADO 0.68x0.68x0.08 - FABRICACIÓN EN OBRA Y COLOCACIÓN</w:t>
             </w:r>
           </w:p>
         </w:tc>
@@ -18073,7 +18073,7 @@
                 <w:i w:val="0"/>
                 <w:sz w:val="17"/>
               </w:rPr>
-              <w:t>DPLV-28</w:t>
+              <w:t>DPLV-29</w:t>
             </w:r>
           </w:p>
         </w:tc>
@@ -18093,7 +18093,7 @@
                 <w:i w:val="0"/>
                 <w:sz w:val="17"/>
               </w:rPr>
-              <w:t>DETALLE CONSTRUCTIVO: TAPA CIEGA DE CONCRETO ARMADO 0.68x0.68x0.08 - FABRICACIÓN EN OBRA Y COLOCACIÓN</w:t>
+              <w:t>DETALLE CONSTRUCTIVO: JUNTAS E=1" CON TECNOPOR Y SELLADOR ASFÁLTICO (COLECTOR Y CAJA CL)</w:t>
             </w:r>
           </w:p>
         </w:tc>
@@ -18155,7 +18155,7 @@
                 <w:i w:val="0"/>
                 <w:sz w:val="17"/>
               </w:rPr>
-              <w:t>DPLV-29</w:t>
+              <w:t>DPLV-30</w:t>
             </w:r>
           </w:p>
         </w:tc>
@@ -18175,7 +18175,7 @@
                 <w:i w:val="0"/>
                 <w:sz w:val="17"/>
               </w:rPr>
-              <w:t>DETALLE CONSTRUCTIVO: JUNTAS E=1" CON TECNOPOR Y SELLADOR ASFÁLTICO (COLECTOR Y CAJA CL)</w:t>
+              <w:t>DETALLE CONSTRUCTIVO: EMPALME DE CUNETA AL COLECTOR (VENTANA EN MURO Y CAÍDA)</w:t>
             </w:r>
           </w:p>
         </w:tc>
@@ -18237,7 +18237,7 @@
                 <w:i w:val="0"/>
                 <w:sz w:val="17"/>
               </w:rPr>
-              <w:t>DPLV-30</w:t>
+              <w:t>DPLV-31</w:t>
             </w:r>
           </w:p>
         </w:tc>
@@ -18257,7 +18257,7 @@
                 <w:i w:val="0"/>
                 <w:sz w:val="17"/>
               </w:rPr>
-              <w:t>DETALLE CONSTRUCTIVO: EMPALME DE CUNETA AL COLECTOR (VENTANA EN MURO Y CAÍDA)</w:t>
+              <w:t>DETALLE DE JUNTA DE DILATACIÓN E=1" CON SELLADOR ASFÁLTICO EN CUNETAS (TODA LA SECCIÓN)</w:t>
             </w:r>
           </w:p>
         </w:tc>
@@ -18319,7 +18319,7 @@
                 <w:i w:val="0"/>
                 <w:sz w:val="17"/>
               </w:rPr>
-              <w:t>DPLV-31</w:t>
+              <w:t>DPLV-32</w:t>
             </w:r>
           </w:p>
         </w:tc>
@@ -18339,7 +18339,7 @@
                 <w:i w:val="0"/>
                 <w:sz w:val="17"/>
               </w:rPr>
-              <w:t>DETALLE DE JUNTA DE DILATACIÓN E=1" CON SELLADOR ASFÁLTICO EN CUNETAS (TODA LA SECCIÓN)</w:t>
+              <w:t>JUNTA DE DILATACIÓN EN CUNETAS: PROCESO CONSTRUCTIVO EN ISOMÉTRICO</w:t>
             </w:r>
           </w:p>
         </w:tc>
@@ -18401,7 +18401,7 @@
                 <w:i w:val="0"/>
                 <w:sz w:val="17"/>
               </w:rPr>
-              <w:t>DPLV-32</w:t>
+              <w:t>DPLV-33</w:t>
             </w:r>
           </w:p>
         </w:tc>
@@ -18421,7 +18421,7 @@
                 <w:i w:val="0"/>
                 <w:sz w:val="17"/>
               </w:rPr>
-              <w:t>JUNTA DE DILATACIÓN EN CUNETAS: PROCESO CONSTRUCTIVO EN ISOMÉTRICO</w:t>
+              <w:t>REJILLA METÁLICA MÓVIL EN CUNETA DE PISO: DETALLE, DESPIECE E ISOMÉTRICOS</w:t>
             </w:r>
           </w:p>
         </w:tc>
@@ -18483,7 +18483,7 @@
                 <w:i w:val="0"/>
                 <w:sz w:val="17"/>
               </w:rPr>
-              <w:t>DPLV-33</w:t>
+              <w:t>DPLV-34</w:t>
             </w:r>
           </w:p>
         </w:tc>
@@ -18503,7 +18503,7 @@
                 <w:i w:val="0"/>
                 <w:sz w:val="17"/>
               </w:rPr>
-              <w:t>REJILLA METÁLICA MÓVIL EN CUNETA DE PISO: DETALLE, DESPIECE E ISOMÉTRICOS</w:t>
+              <w:t>DETALLE ISOMÉTRICO INSTALACIÓN LLORADEROS PLUVIALES</w:t>
             </w:r>
           </w:p>
         </w:tc>
@@ -18565,7 +18565,7 @@
                 <w:i w:val="0"/>
                 <w:sz w:val="17"/>
               </w:rPr>
-              <w:t>DPLV-34</w:t>
+              <w:t>DPLV-35</w:t>
             </w:r>
           </w:p>
         </w:tc>
@@ -18585,7 +18585,7 @@
                 <w:i w:val="0"/>
                 <w:sz w:val="17"/>
               </w:rPr>
-              <w:t>DETALLE ISOMÉTRICO INSTALACIÓN LLORADEROS PLUVIALES</w:t>
+              <w:t>DETALLE DE LLORADERO: CORTE, TUBO PERFORADO Y DESAGREGADO</w:t>
             </w:r>
           </w:p>
         </w:tc>
@@ -18605,7 +18605,7 @@
                 <w:i w:val="0"/>
                 <w:sz w:val="17"/>
               </w:rPr>
-              <w:t>A2</w:t>
+              <w:t>A3</w:t>
             </w:r>
           </w:p>
         </w:tc>
@@ -18729,7 +18729,7 @@
                 <w:i w:val="0"/>
                 <w:sz w:val="17"/>
               </w:rPr>
-              <w:t>DPLV-35</w:t>
+              <w:t>DPLV-37</w:t>
             </w:r>
           </w:p>
         </w:tc>
@@ -18749,7 +18749,7 @@
                 <w:i w:val="0"/>
                 <w:sz w:val="17"/>
               </w:rPr>
-              <w:t>DETALLE DE LLORADERO: CORTE, TUBO PERFORADO Y DESAGREGADO</w:t>
+              <w:t>ISOMÉTRICO DE CANALETA, SOPORTES, PERNOS, TAPA Y BOQUILLA</w:t>
             </w:r>
           </w:p>
         </w:tc>
@@ -18811,7 +18811,7 @@
                 <w:i w:val="0"/>
                 <w:sz w:val="17"/>
               </w:rPr>
-              <w:t>DPLV-37</w:t>
+              <w:t>DPLV-38</w:t>
             </w:r>
           </w:p>
         </w:tc>
@@ -18831,7 +18831,7 @@
                 <w:i w:val="0"/>
                 <w:sz w:val="17"/>
               </w:rPr>
-              <w:t>ISOMÉTRICO DE CANALETA, SOPORTES, PERNOS, TAPA Y BOQUILLA</w:t>
+              <w:t>DETALLES 3D DE LOS ELEMENTOS DEL MONTANTE</w:t>
             </w:r>
           </w:p>
         </w:tc>
@@ -18893,7 +18893,7 @@
                 <w:i w:val="0"/>
                 <w:sz w:val="17"/>
               </w:rPr>
-              <w:t>DPLV-38</w:t>
+              <w:t>DPLV-39</w:t>
             </w:r>
           </w:p>
         </w:tc>
@@ -18913,7 +18913,7 @@
                 <w:i w:val="0"/>
                 <w:sz w:val="17"/>
               </w:rPr>
-              <w:t>DETALLES 3D DE LOS ELEMENTOS DEL MONTANTE</w:t>
+              <w:t>ISOMÉTRICO DE LA CAJA SUMIDERO DE PISO</w:t>
             </w:r>
           </w:p>
         </w:tc>
@@ -18975,7 +18975,7 @@
                 <w:i w:val="0"/>
                 <w:sz w:val="17"/>
               </w:rPr>
-              <w:t>DPLV-39</w:t>
+              <w:t>DPLV-40</w:t>
             </w:r>
           </w:p>
         </w:tc>
@@ -18995,7 +18995,7 @@
                 <w:i w:val="0"/>
                 <w:sz w:val="17"/>
               </w:rPr>
-              <w:t>ISOMÉTRICO DE LA CAJA SUMIDERO DE PISO</w:t>
+              <w:t>DETALLE DE CAJA SUMIDERO DE PISO: CORTE, PLANTA Y DESAGREGADO</w:t>
             </w:r>
           </w:p>
         </w:tc>
@@ -19057,7 +19057,7 @@
                 <w:i w:val="0"/>
                 <w:sz w:val="17"/>
               </w:rPr>
-              <w:t>DPLV-40</w:t>
+              <w:t>DPLV-41</w:t>
             </w:r>
           </w:p>
         </w:tc>
@@ -19077,7 +19077,7 @@
                 <w:i w:val="0"/>
                 <w:sz w:val="17"/>
               </w:rPr>
-              <w:t>DETALLE DE CAJA SUMIDERO DE PISO: CORTE, PLANTA Y DESAGREGADO</w:t>
+              <w:t>ELEVACIÓN DE CANALETA Y CORTE DEL MONTANTE PLUVIAL</w:t>
             </w:r>
           </w:p>
         </w:tc>
@@ -19139,7 +19139,7 @@
                 <w:i w:val="0"/>
                 <w:sz w:val="17"/>
               </w:rPr>
-              <w:t>DPLV-41</w:t>
+              <w:t>DPLV-42</w:t>
             </w:r>
           </w:p>
         </w:tc>
@@ -19159,7 +19159,7 @@
                 <w:i w:val="0"/>
                 <w:sz w:val="17"/>
               </w:rPr>
-              <w:t>ELEVACIÓN DE CANALETA Y CORTE DEL MONTANTE PLUVIAL</w:t>
+              <w:t>ISOMÉTRICO DEL MONTANTE PLUVIAL TÍPICO</w:t>
             </w:r>
           </w:p>
         </w:tc>
@@ -19221,7 +19221,7 @@
                 <w:i w:val="0"/>
                 <w:sz w:val="17"/>
               </w:rPr>
-              <w:t>DPLV-42</w:t>
+              <w:t>DPLV-43</w:t>
             </w:r>
           </w:p>
         </w:tc>
@@ -19241,7 +19241,7 @@
                 <w:i w:val="0"/>
                 <w:sz w:val="17"/>
               </w:rPr>
-              <w:t>ISOMÉTRICO DEL MONTANTE PLUVIAL TÍPICO</w:t>
+              <w:t>PLANTA DE UBICACIÓN DE LLORADEROS EN CUNETAS COLINDANTES CON ÁREA VERDE</w:t>
             </w:r>
           </w:p>
         </w:tc>
@@ -19261,7 +19261,7 @@
                 <w:i w:val="0"/>
                 <w:sz w:val="17"/>
               </w:rPr>
-              <w:t>A3</w:t>
+              <w:t>A0</w:t>
             </w:r>
           </w:p>
         </w:tc>

--- a/entregables_varones/MEMORIA_DESCRIPTIVA_DRENAJE_PLUVIAL_CAR_VARONES.docx
+++ b/entregables_varones/MEMORIA_DESCRIPTIVA_DRENAJE_PLUVIAL_CAR_VARONES.docx
@@ -207,7 +207,7 @@
           <w:color w:val="7B1E2B"/>
           <w:sz w:val="26"/>
         </w:rPr>
-        <w:t>OCTUBRE 2026</w:t>
+        <w:t>SETIEMBRE 2026</w:t>
       </w:r>
     </w:p>
     <w:p>
